--- a/arb/docx/42.content.docx
+++ b/arb/docx/42.content.docx
@@ -32,23 +32,6 @@
     </w:p>
     <w:p>
       <w:pPr>
-        <w:pStyle w:val="Heading2"/>
-        <w:bidi/>
-      </w:pPr>
-      <w:r>
-        <w:rPr>
-          <w:lang w:val="ar_AE" w:bidi="ar_AE"/>
-        </w:rPr>
-        <w:t>License Information</w:t>
-      </w:r>
-      <w:r>
-        <w:rPr>
-          <w:lang w:val="ar_AE" w:bidi="ar_AE"/>
-        </w:rPr>
-      </w:r>
-    </w:p>
-    <w:p>
-      <w:pPr>
         <w:bidi/>
       </w:pPr>
       <w:r>
@@ -61,88 +44,25 @@
           <w:b/>
           <w:lang w:val="ar_AE" w:bidi="ar_AE"/>
         </w:rPr>
-        <w:t>ملاحظات الدراسة (بيبليكا)</w:t>
-      </w:r>
-      <w:r>
-        <w:rPr>
-          <w:lang w:val="ar_AE" w:bidi="ar_AE"/>
-        </w:rPr>
-        <w:t xml:space="preserve"> (Arabic) is based on</w:t>
-      </w:r>
-      <w:r>
-        <w:rPr>
-          <w:lang w:val="ar_AE" w:bidi="ar_AE"/>
-        </w:rPr>
-        <w:t xml:space="preserve">: </w:t>
-      </w:r>
-      <w:r>
-        <w:rPr>
-          <w:lang w:val="ar_AE" w:bidi="ar_AE"/>
-        </w:rPr>
         <w:t>Biblica Study Notes</w:t>
       </w:r>
       <w:r>
         <w:rPr>
           <w:lang w:val="ar_AE" w:bidi="ar_AE"/>
         </w:rPr>
-        <w:t xml:space="preserve">, </w:t>
-      </w:r>
-      <w:hyperlink r:id="rId13">
-        <w:r>
-          <w:rPr>
-            <w:lang w:val="ar_AE" w:bidi="ar_AE"/>
-          </w:rPr>
-          <w:rPr>
-            <w:color w:val="0000EE"/>
-            <w:u w:val="single"/>
-          </w:rPr>
-          <w:t>Biblica Inc.</w:t>
-        </w:r>
-      </w:hyperlink>
-      <w:r>
-        <w:rPr>
-          <w:lang w:val="ar_AE" w:bidi="ar_AE"/>
-        </w:rPr>
-        <w:t xml:space="preserve">, 2023, which is licensed under a </w:t>
-      </w:r>
-      <w:hyperlink r:id="rId14">
-        <w:r>
-          <w:rPr>
-            <w:lang w:val="ar_AE" w:bidi="ar_AE"/>
-          </w:rPr>
-          <w:rPr>
-            <w:color w:val="0000EE"/>
-            <w:u w:val="single"/>
-          </w:rPr>
-          <w:t>CC BY-SA 4.0 license</w:t>
-        </w:r>
-      </w:hyperlink>
-      <w:r>
-        <w:rPr>
-          <w:lang w:val="ar_AE" w:bidi="ar_AE"/>
-        </w:rPr>
-        <w:t>.</w:t>
-      </w:r>
-      <w:r>
-        <w:rPr>
-          <w:lang w:val="ar_AE" w:bidi="ar_AE"/>
-        </w:rPr>
-      </w:r>
-    </w:p>
-    <w:p>
-      <w:pPr>
-        <w:bidi/>
-      </w:pPr>
-      <w:r>
-        <w:rPr>
-          <w:lang w:val="ar_AE" w:bidi="ar_AE"/>
-        </w:rPr>
-      </w:r>
-      <w:r>
-        <w:rPr>
-          <w:lang w:val="ar_AE" w:bidi="ar_AE"/>
-        </w:rPr>
-        <w:t>This PDF version is provided under the same license.</w:t>
+        <w:t xml:space="preserve"> © 2023 Biblica Inc. Released under CC BY-SA 4.0 license. </w:t>
+      </w:r>
+      <w:r>
+        <w:rPr>
+          <w:lang w:val="ar_AE" w:bidi="ar_AE"/>
+        </w:rPr>
+        <w:t>Biblica Study Notes</w:t>
+      </w:r>
+      <w:r>
+        <w:rPr>
+          <w:lang w:val="ar_AE" w:bidi="ar_AE"/>
+        </w:rPr>
+        <w:t xml:space="preserve"> has been adapted in the following languages: Tok Pisin, Arabic (عربي), French (Français), Hindi (हिंदी), Indonesian (Bahasa Indonesia), Portuguese (Português), Russian (Русский), Spanish (Español), Swahili (Kiswahili), and Simplified Chinese (简体中文)from Biblica Study Notes © 2023 Biblica Inc. Released under CC BY-SA 4.0 license by Mission Mutual</w:t>
       </w:r>
       <w:r>
         <w:rPr>

--- a/arb/docx/42.content.docx
+++ b/arb/docx/42.content.docx
@@ -125,28 +125,6 @@
           <w:lang w:val="ar_AE" w:bidi="ar_AE"/>
         </w:rPr>
         <w:t>LUK</w:t>
-      </w:r>
-      <w:r>
-        <w:rPr>
-          <w:lang w:val="ar_AE" w:bidi="ar_AE"/>
-        </w:rPr>
-      </w:r>
-    </w:p>
-    <w:p>
-      <w:pPr>
-        <w:bidi/>
-      </w:pPr>
-      <w:r>
-        <w:rPr>
-          <w:lang w:val="ar_AE" w:bidi="ar_AE"/>
-        </w:rPr>
-      </w:r>
-      <w:r>
-        <w:rPr>
-          <w:i/>
-          <w:lang w:val="ar_AE" w:bidi="ar_AE"/>
-        </w:rPr>
-        <w:t>لوقا 1:1–4, لوقا 5:1–25, لوقا 26:1–38, لوقا 39:1–56, لوقا 57:1–80, لوقا 1:2–20, لوقا 21:2–38, لوقا 39:2–52, لوقا 1:3–14, لوقا 15:3–22, لوقا 23:3–38, لوقا 1:4–13, لوقا 14:4–30, لوقا 31:4–44, لوقا 1:5–16, لوقا 17:5–26, لوقا 27:5–39, لوقا 1:6–11, لوقا 12:6–26, لوقا 27:6–49, لوقا 1:7–17, لوقا 18:7–35, لوقا 36:7–50, لوقا 8: 1–18, لوقا 19:8–21, لوقا 22:8–39, لوقا 40:8–56, لوقا 1:9–17, لوقا 18:9–27, لوقا 28:9–36, لوقا 37:9–50, لوقا 51:9–62, لوقا 1:10–24, لوقا 25:10–37, لوقا 38:10–42, لوقا11: 1–13, لوقا 11: 14–26, لوقا 11: 27–36, لوقا 11: 37–54, لوقا 12: 1–12, لوقا12: 13–34, لوقا 12: 35–59, لوقا 13: 1–9, لوقا 13: 10–17, لوقا 13: 18–30, لوقا 13: 31–35, لوقا 14: 1–14, لوقا 14: 15–24, لوقا 25:14–35, لوقا 15: 1–10, لوقا 11:15–32, لوقا 16: 1–12, لوقا 16: 13–18, لوقا 16: 19–31, لوقا 17: 1–10, لوقا 17: 11–19, لوقا17: 20–37, لوقا 18: 1–17, لوقا 18: 18–30, لوقا 18: 31–43, لوقا 1:19–10, لوقا 19: 11–27, لوقا 19: 28–46, لوقا 19: 47–20: 19, لوقا 20: 20–44, لوقا 20: 45–21: 4, لوقا 21: 5–36, لوقا 21: 37–22: 6, لوقا 22: 7–30, لوقا 22: 31–46, لوقا 22: 47–62, لوقا 22: 63–23: 7, لوقا 23: 8–25, لوقا 26:23–43, لوقا 44:23–56, لوقا 1:24–12, لوقا 13:24–35, لوقا 24: 36–53</w:t>
       </w:r>
       <w:r>
         <w:rPr>

--- a/arb/docx/42.content.docx
+++ b/arb/docx/42.content.docx
@@ -22,7 +22,7 @@
         <w:rPr>
           <w:lang w:val="ar_AE" w:bidi="ar_AE"/>
         </w:rPr>
-        <w:t>Resource: ملاحظات الدراسة (بيبليكا)</w:t>
+        <w:t>Resource: Biblica Study Notes</w:t>
       </w:r>
       <w:r>
         <w:rPr>
@@ -84,7 +84,7 @@
         <w:rPr>
           <w:lang w:val="ar_AE" w:bidi="ar_AE"/>
         </w:rPr>
-        <w:t>ملاحظات الدراسة (بيبليكا)</w:t>
+        <w:t>Biblica Study Notes</w:t>
       </w:r>
     </w:p>
     <w:p>
